--- a/8.1.4.3-cikly/plan-uroka-8.1.4.3.docx
+++ b/8.1.4.3-cikly/plan-uroka-8.1.4.3.docx
@@ -2703,7 +2703,7 @@
                 <w:sz w:val="22"/>
                 <w:szCs w:val="22"/>
               </w:rPr>
-              <w:t xml:space="preserve">Задания раздаточного листа идут от простого к сложному; задание 5 — уровни A (всем), B и C (по готовности). Учащимся, которые затрудняются, предлагается шпаргалка на первой странице листа и примеры со слайдов 5–8. Быстро справившимся — решить задачу 5 вторым циклом (for ↔ while).</w:t>
+              <w:t xml:space="preserve">Раздаточный лист в 4 вариантах (соседи по парте получают разные варианты). Задания идут от простого к сложному; задание 5 — уровни A (всем), B и C (по готовности). Учащимся, которые затрудняются, предлагается шпаргалка на первой странице листа и примеры со слайдов 5–8. Быстро справившимся — решить задачу 5 вторым циклом (for ↔ while).</w:t>
             </w:r>
           </w:p>
         </w:tc>

--- a/8.1.4.3-cikly/plan-uroka-8.1.4.3.docx
+++ b/8.1.4.3-cikly/plan-uroka-8.1.4.3.docx
@@ -4570,7 +4570,7 @@
           <w:sz w:val="22"/>
           <w:szCs w:val="22"/>
         </w:rPr>
-        <w:t xml:space="preserve">Важно: в веб-ресурсе на задачи отведено 80 минут, а в плане урока 2 — 56 минут (20–76 мин). Учащиеся завершают работу кнопкой «Завершить работу» в конце урока. Если нужно, чтобы таймер совпадал с уроком, поставьте CODE_MIN = 56 в web/config.js.</w:t>
+        <w:t xml:space="preserve">Время на задачи в веб-ресурсе — 80 минут (таймер с запасом). В рамках сдвоенного урока задачи решаются 56 минут (20–76 мин), затем учащиеся нажимают «Завершить работу». Если есть возможность дать больше времени, не закрывая страницу, таймер позволяет работать до 80 минут.</w:t>
       </w:r>
     </w:p>
     <w:sectPr>

--- a/8.1.4.3-cikly/plan-uroka-8.1.4.3.docx
+++ b/8.1.4.3-cikly/plan-uroka-8.1.4.3.docx
@@ -3842,7 +3842,7 @@
                 <w:sz w:val="22"/>
                 <w:szCs w:val="22"/>
               </w:rPr>
-              <w:t xml:space="preserve">Просит открыть файл cikly-8.1.4.3.html и развернуть его на весь экран. Напоминает правила: нельзя выходить из полноэкранного режима, переключать окна и закрывать страницу — работа сразу завершится.</w:t>
+              <w:t xml:space="preserve">Просит открыть файл cikly-8.1.4.3.html и нажать «Начать (на весь экран)». Напоминает правила: выход из полноэкранного режима, переключение окна, перезагрузка страницы — нарушение (в том числе во время чтения теории); за первые два — предупреждение, после третьего работа завершится.</w:t>
             </w:r>
           </w:p>
         </w:tc>
@@ -4262,7 +4262,7 @@
                 <w:sz w:val="22"/>
                 <w:szCs w:val="22"/>
               </w:rPr>
-              <w:t xml:space="preserve">Учащиеся завершают работу кнопкой «Завершить работу»; учитель фиксирует баллы с экранов (итог виден 5 минут). Обсуждение: какая задача была самой трудной и почему.</w:t>
+              <w:t xml:space="preserve">Учащиеся завершают работу кнопкой «Завершить работу»; учитель фиксирует баллы с экранов (итог виден 4 минуты, затем открывается начальная страница). Обсуждение: какая задача была самой трудной и почему.</w:t>
             </w:r>
           </w:p>
         </w:tc>
@@ -4555,7 +4555,7 @@
           <w:sz w:val="22"/>
           <w:szCs w:val="22"/>
         </w:rPr>
-        <w:t xml:space="preserve">Перед уроком: скопируйте web/standalone/cikly-8.1.4.3.html на компьютеры учащихся. Пароль учителя для новой работы на том же компьютере — 2026. Время (тест 15 минут на попытку, задачи на код 80 минут), число попыток и проходной балл меняются в web/config.js; после изменения файл собирается заново (node web/tools/build-standalone.js).</w:t>
+        <w:t xml:space="preserve">Перед уроком: скопируйте web/standalone/cikly-8.1.4.3.html на компьютеры учащихся. Новая работа на том же компьютере начинается без пароля: кнопкой «Новая работа на этом компьютере» или автоматически через 4 минуты после результата. Время (тест 15 минут на попытку, задачи на код 80 минут), число попыток, проходной балл и число допустимых нарушений меняются в web/config.js; после изменения файл собирается заново (node web/tools/build-standalone.js).</w:t>
       </w:r>
     </w:p>
     <w:p>
